--- a/tests/Kookerella.FsWordDsl.Tests/Examples/HeaderFooterDefault/output.docx
+++ b/tests/Kookerella.FsWordDsl.Tests/Examples/HeaderFooterDefault/output.docx
@@ -8,7 +8,7 @@
       </w:r>
     </w:p>
     <w:sectPr>
-      <w:footerReference xmlns:r="http://schemas.openxmlformats.org/officeDocument/2006/relationships" w:type="default" r:id="R878b3ecc836446bf"/>
+      <w:footerReference xmlns:r="http://schemas.openxmlformats.org/officeDocument/2006/relationships" w:type="default" r:id="R87efc7d00ab24ef2"/>
       <w:pgSz w:w="12240" w:h="15840"/>
       <w:pgMar w:top="1440" w:right="1440" w:bottom="1440" w:left="1440" w:header="720" w:footer="720" w:gutter="0"/>
     </w:sectPr>
@@ -109,5 +109,33 @@
       <w:u w:val="single"/>
     </w:rPr>
   </w:style>
+  <w:style w:type="character" w:styleId="FootnoteReference">
+    <w:name w:val="footnote reference"/>
+    <w:rPr>
+      <w:vertAlign w:val="superscript"/>
+    </w:rPr>
+  </w:style>
+  <w:style w:type="character" w:styleId="EndnoteReference">
+    <w:name w:val="endnote reference"/>
+    <w:rPr>
+      <w:vertAlign w:val="superscript"/>
+    </w:rPr>
+  </w:style>
+  <w:style w:type="paragraph" w:styleId="FootnoteText">
+    <w:name w:val="footnote text"/>
+    <w:basedOn w:val="Normal"/>
+    <w:rPr>
+      <w:sz w:val="20"/>
+      <w:szCs w:val="20"/>
+    </w:rPr>
+  </w:style>
+  <w:style w:type="paragraph" w:styleId="EndnoteText">
+    <w:name w:val="endnote text"/>
+    <w:basedOn w:val="Normal"/>
+    <w:rPr>
+      <w:sz w:val="20"/>
+      <w:szCs w:val="20"/>
+    </w:rPr>
+  </w:style>
 </w:styles>
 </file>
--- a/tests/Kookerella.FsWordDsl.Tests/Examples/HeaderFooterDefault/output.docx
+++ b/tests/Kookerella.FsWordDsl.Tests/Examples/HeaderFooterDefault/output.docx
@@ -8,7 +8,7 @@
       </w:r>
     </w:p>
     <w:sectPr>
-      <w:footerReference xmlns:r="http://schemas.openxmlformats.org/officeDocument/2006/relationships" w:type="default" r:id="R87efc7d00ab24ef2"/>
+      <w:footerReference xmlns:r="http://schemas.openxmlformats.org/officeDocument/2006/relationships" w:type="default" r:id="R89bc27f05e0749dc"/>
       <w:pgSz w:w="12240" w:h="15840"/>
       <w:pgMar w:top="1440" w:right="1440" w:bottom="1440" w:left="1440" w:header="720" w:footer="720" w:gutter="0"/>
     </w:sectPr>

--- a/tests/Kookerella.FsWordDsl.Tests/Examples/HeaderFooterDefault/output.docx
+++ b/tests/Kookerella.FsWordDsl.Tests/Examples/HeaderFooterDefault/output.docx
@@ -8,7 +8,7 @@
       </w:r>
     </w:p>
     <w:sectPr>
-      <w:footerReference xmlns:r="http://schemas.openxmlformats.org/officeDocument/2006/relationships" w:type="default" r:id="R89bc27f05e0749dc"/>
+      <w:footerReference xmlns:r="http://schemas.openxmlformats.org/officeDocument/2006/relationships" w:type="default" r:id="R0e45f861325047e7"/>
       <w:pgSz w:w="12240" w:h="15840"/>
       <w:pgMar w:top="1440" w:right="1440" w:bottom="1440" w:left="1440" w:header="720" w:footer="720" w:gutter="0"/>
     </w:sectPr>

--- a/tests/Kookerella.FsWordDsl.Tests/Examples/HeaderFooterDefault/output.docx
+++ b/tests/Kookerella.FsWordDsl.Tests/Examples/HeaderFooterDefault/output.docx
@@ -8,7 +8,7 @@
       </w:r>
     </w:p>
     <w:sectPr>
-      <w:footerReference xmlns:r="http://schemas.openxmlformats.org/officeDocument/2006/relationships" w:type="default" r:id="R0e45f861325047e7"/>
+      <w:footerReference xmlns:r="http://schemas.openxmlformats.org/officeDocument/2006/relationships" w:type="default" r:id="Recc1127c602e4757"/>
       <w:pgSz w:w="12240" w:h="15840"/>
       <w:pgMar w:top="1440" w:right="1440" w:bottom="1440" w:left="1440" w:header="720" w:footer="720" w:gutter="0"/>
     </w:sectPr>

--- a/tests/Kookerella.FsWordDsl.Tests/Examples/HeaderFooterDefault/output.docx
+++ b/tests/Kookerella.FsWordDsl.Tests/Examples/HeaderFooterDefault/output.docx
@@ -8,7 +8,7 @@
       </w:r>
     </w:p>
     <w:sectPr>
-      <w:footerReference xmlns:r="http://schemas.openxmlformats.org/officeDocument/2006/relationships" w:type="default" r:id="Recc1127c602e4757"/>
+      <w:footerReference xmlns:r="http://schemas.openxmlformats.org/officeDocument/2006/relationships" w:type="default" r:id="R467557d9a92d4011"/>
       <w:pgSz w:w="12240" w:h="15840"/>
       <w:pgMar w:top="1440" w:right="1440" w:bottom="1440" w:left="1440" w:header="720" w:footer="720" w:gutter="0"/>
     </w:sectPr>

--- a/tests/Kookerella.FsWordDsl.Tests/Examples/HeaderFooterDefault/output.docx
+++ b/tests/Kookerella.FsWordDsl.Tests/Examples/HeaderFooterDefault/output.docx
@@ -8,7 +8,7 @@
       </w:r>
     </w:p>
     <w:sectPr>
-      <w:footerReference xmlns:r="http://schemas.openxmlformats.org/officeDocument/2006/relationships" w:type="default" r:id="R467557d9a92d4011"/>
+      <w:footerReference xmlns:r="http://schemas.openxmlformats.org/officeDocument/2006/relationships" w:type="default" r:id="R765bd2500e544bdd"/>
       <w:pgSz w:w="12240" w:h="15840"/>
       <w:pgMar w:top="1440" w:right="1440" w:bottom="1440" w:left="1440" w:header="720" w:footer="720" w:gutter="0"/>
     </w:sectPr>

--- a/tests/Kookerella.FsWordDsl.Tests/Examples/HeaderFooterDefault/output.docx
+++ b/tests/Kookerella.FsWordDsl.Tests/Examples/HeaderFooterDefault/output.docx
@@ -8,7 +8,7 @@
       </w:r>
     </w:p>
     <w:sectPr>
-      <w:footerReference xmlns:r="http://schemas.openxmlformats.org/officeDocument/2006/relationships" w:type="default" r:id="R765bd2500e544bdd"/>
+      <w:footerReference xmlns:r="http://schemas.openxmlformats.org/officeDocument/2006/relationships" w:type="default" r:id="R258e6fff34194e4d"/>
       <w:pgSz w:w="12240" w:h="15840"/>
       <w:pgMar w:top="1440" w:right="1440" w:bottom="1440" w:left="1440" w:header="720" w:footer="720" w:gutter="0"/>
     </w:sectPr>

--- a/tests/Kookerella.FsWordDsl.Tests/Examples/HeaderFooterDefault/output.docx
+++ b/tests/Kookerella.FsWordDsl.Tests/Examples/HeaderFooterDefault/output.docx
@@ -8,7 +8,7 @@
       </w:r>
     </w:p>
     <w:sectPr>
-      <w:footerReference xmlns:r="http://schemas.openxmlformats.org/officeDocument/2006/relationships" w:type="default" r:id="R258e6fff34194e4d"/>
+      <w:footerReference xmlns:r="http://schemas.openxmlformats.org/officeDocument/2006/relationships" w:type="default" r:id="R3a94f72222794bbb"/>
       <w:pgSz w:w="12240" w:h="15840"/>
       <w:pgMar w:top="1440" w:right="1440" w:bottom="1440" w:left="1440" w:header="720" w:footer="720" w:gutter="0"/>
     </w:sectPr>

--- a/tests/Kookerella.FsWordDsl.Tests/Examples/HeaderFooterDefault/output.docx
+++ b/tests/Kookerella.FsWordDsl.Tests/Examples/HeaderFooterDefault/output.docx
@@ -8,7 +8,7 @@
       </w:r>
     </w:p>
     <w:sectPr>
-      <w:footerReference xmlns:r="http://schemas.openxmlformats.org/officeDocument/2006/relationships" w:type="default" r:id="R3a94f72222794bbb"/>
+      <w:footerReference xmlns:r="http://schemas.openxmlformats.org/officeDocument/2006/relationships" w:type="default" r:id="Rbad2ede6f4a24008"/>
       <w:pgSz w:w="12240" w:h="15840"/>
       <w:pgMar w:top="1440" w:right="1440" w:bottom="1440" w:left="1440" w:header="720" w:footer="720" w:gutter="0"/>
     </w:sectPr>

--- a/tests/Kookerella.FsWordDsl.Tests/Examples/HeaderFooterDefault/output.docx
+++ b/tests/Kookerella.FsWordDsl.Tests/Examples/HeaderFooterDefault/output.docx
@@ -8,7 +8,7 @@
       </w:r>
     </w:p>
     <w:sectPr>
-      <w:footerReference xmlns:r="http://schemas.openxmlformats.org/officeDocument/2006/relationships" w:type="default" r:id="Rbad2ede6f4a24008"/>
+      <w:footerReference xmlns:r="http://schemas.openxmlformats.org/officeDocument/2006/relationships" w:type="default" r:id="R6f821595f29641be"/>
       <w:pgSz w:w="12240" w:h="15840"/>
       <w:pgMar w:top="1440" w:right="1440" w:bottom="1440" w:left="1440" w:header="720" w:footer="720" w:gutter="0"/>
     </w:sectPr>

--- a/tests/Kookerella.FsWordDsl.Tests/Examples/HeaderFooterDefault/output.docx
+++ b/tests/Kookerella.FsWordDsl.Tests/Examples/HeaderFooterDefault/output.docx
@@ -8,7 +8,7 @@
       </w:r>
     </w:p>
     <w:sectPr>
-      <w:footerReference xmlns:r="http://schemas.openxmlformats.org/officeDocument/2006/relationships" w:type="default" r:id="R6f821595f29641be"/>
+      <w:footerReference xmlns:r="http://schemas.openxmlformats.org/officeDocument/2006/relationships" w:type="default" r:id="R287d3504b1014a2a"/>
       <w:pgSz w:w="12240" w:h="15840"/>
       <w:pgMar w:top="1440" w:right="1440" w:bottom="1440" w:left="1440" w:header="720" w:footer="720" w:gutter="0"/>
     </w:sectPr>
